--- a/model_fitting/2010/Count_Data_Analysis_Report.docx
+++ b/model_fitting/2010/Count_Data_Analysis_Report.docx
@@ -12,7 +12,7 @@
     </w:p>
     <w:p>
       <w:r>
-        <w:t>Generated on: 2026-04-06 03:55:29</w:t>
+        <w:t>Generated on: 2026-05-03 18:27:51</w:t>
       </w:r>
     </w:p>
     <w:p>
@@ -592,7 +592,7 @@
           </w:tcPr>
           <w:p>
             <w:r>
-              <w:t>-442720.7136</w:t>
+              <w:t>-442718.0639</w:t>
             </w:r>
           </w:p>
         </w:tc>
@@ -614,7 +614,7 @@
           </w:tcPr>
           <w:p>
             <w:r>
-              <w:t>107820.4709</w:t>
+              <w:t>107819.1715</w:t>
             </w:r>
           </w:p>
         </w:tc>
@@ -636,7 +636,7 @@
           </w:tcPr>
           <w:p>
             <w:r>
-              <w:t>147407.6860</w:t>
+              <w:t>147406.7407</w:t>
             </w:r>
           </w:p>
         </w:tc>
@@ -680,7 +680,7 @@
           </w:tcPr>
           <w:p>
             <w:r>
-              <w:t>885483.4272</w:t>
+              <w:t>885478.1278</w:t>
             </w:r>
           </w:p>
         </w:tc>
@@ -702,200 +702,7 @@
           </w:tcPr>
           <w:p>
             <w:r>
-              <w:t>-3924876.3386</w:t>
-            </w:r>
-          </w:p>
-        </w:tc>
-      </w:tr>
-    </w:tbl>
-    <w:p>
-      <w:pPr>
-        <w:pStyle w:val="Heading1"/>
-      </w:pPr>
-      <w:r>
-        <w:t>6.2 Poisson Regression</w:t>
-      </w:r>
-    </w:p>
-    <w:p>
-      <w:r>
-        <w:t>Poisson regression is the standard model for count data, assuming that the variance equals the mean (equidispersion). The model was fitted using Maximum Likelihood Estimation (MLE) with a log link function.</w:t>
-      </w:r>
-    </w:p>
-    <w:p>
-      <w:pPr>
-        <w:pStyle w:val="Heading2"/>
-      </w:pPr>
-      <w:r>
-        <w:t>Model Fit Statistics</w:t>
-      </w:r>
-    </w:p>
-    <w:tbl>
-      <w:tblPr>
-        <w:tblStyle w:val="LightGrid-Accent1"/>
-        <w:tblW w:type="auto" w:w="0"/>
-        <w:tblLayout w:type="fixed"/>
-        <w:tblLook w:firstColumn="1" w:firstRow="1" w:lastColumn="0" w:lastRow="0" w:noHBand="0" w:noVBand="1" w:val="04A0"/>
-      </w:tblPr>
-      <w:tblGrid>
-        <w:gridCol w:w="3600"/>
-        <w:gridCol w:w="4320"/>
-      </w:tblGrid>
-      <w:tr>
-        <w:tc>
-          <w:tcPr>
-            <w:tcW w:type="dxa" w:w="4320"/>
-          </w:tcPr>
-          <w:p>
-            <w:r>
-              <w:rPr>
-                <w:b/>
-              </w:rPr>
-              <w:t>Metric</w:t>
-            </w:r>
-          </w:p>
-        </w:tc>
-        <w:tc>
-          <w:tcPr>
-            <w:tcW w:type="dxa" w:w="4320"/>
-          </w:tcPr>
-          <w:p>
-            <w:r>
-              <w:rPr>
-                <w:b/>
-              </w:rPr>
-              <w:t>Value</w:t>
-            </w:r>
-          </w:p>
-        </w:tc>
-      </w:tr>
-      <w:tr>
-        <w:tc>
-          <w:tcPr>
-            <w:tcW w:type="dxa" w:w="4320"/>
-          </w:tcPr>
-          <w:p>
-            <w:r>
-              <w:t>Log-Likelihood</w:t>
-            </w:r>
-          </w:p>
-        </w:tc>
-        <w:tc>
-          <w:tcPr>
-            <w:tcW w:type="dxa" w:w="4320"/>
-          </w:tcPr>
-          <w:p>
-            <w:r>
-              <w:t>-442720.7136</w:t>
-            </w:r>
-          </w:p>
-        </w:tc>
-      </w:tr>
-      <w:tr>
-        <w:tc>
-          <w:tcPr>
-            <w:tcW w:type="dxa" w:w="4320"/>
-          </w:tcPr>
-          <w:p>
-            <w:r>
-              <w:t>Deviance</w:t>
-            </w:r>
-          </w:p>
-        </w:tc>
-        <w:tc>
-          <w:tcPr>
-            <w:tcW w:type="dxa" w:w="4320"/>
-          </w:tcPr>
-          <w:p>
-            <w:r>
-              <w:t>107820.4709</w:t>
-            </w:r>
-          </w:p>
-        </w:tc>
-      </w:tr>
-      <w:tr>
-        <w:tc>
-          <w:tcPr>
-            <w:tcW w:type="dxa" w:w="4320"/>
-          </w:tcPr>
-          <w:p>
-            <w:r>
-              <w:t>Null Deviance</w:t>
-            </w:r>
-          </w:p>
-        </w:tc>
-        <w:tc>
-          <w:tcPr>
-            <w:tcW w:type="dxa" w:w="4320"/>
-          </w:tcPr>
-          <w:p>
-            <w:r>
-              <w:t>147407.6860</w:t>
-            </w:r>
-          </w:p>
-        </w:tc>
-      </w:tr>
-      <w:tr>
-        <w:tc>
-          <w:tcPr>
-            <w:tcW w:type="dxa" w:w="4320"/>
-          </w:tcPr>
-          <w:p>
-            <w:r>
-              <w:t>Pseudo R-squared</w:t>
-            </w:r>
-          </w:p>
-        </w:tc>
-        <w:tc>
-          <w:tcPr>
-            <w:tcW w:type="dxa" w:w="4320"/>
-          </w:tcPr>
-          <w:p>
-            <w:r>
-              <w:t>0.2686</w:t>
-            </w:r>
-          </w:p>
-        </w:tc>
-      </w:tr>
-      <w:tr>
-        <w:tc>
-          <w:tcPr>
-            <w:tcW w:type="dxa" w:w="4320"/>
-          </w:tcPr>
-          <w:p>
-            <w:r>
-              <w:t>AIC</w:t>
-            </w:r>
-          </w:p>
-        </w:tc>
-        <w:tc>
-          <w:tcPr>
-            <w:tcW w:type="dxa" w:w="4320"/>
-          </w:tcPr>
-          <w:p>
-            <w:r>
-              <w:t>885483.4272</w:t>
-            </w:r>
-          </w:p>
-        </w:tc>
-      </w:tr>
-      <w:tr>
-        <w:tc>
-          <w:tcPr>
-            <w:tcW w:type="dxa" w:w="4320"/>
-          </w:tcPr>
-          <w:p>
-            <w:r>
-              <w:t>BIC</w:t>
-            </w:r>
-          </w:p>
-        </w:tc>
-        <w:tc>
-          <w:tcPr>
-            <w:tcW w:type="dxa" w:w="4320"/>
-          </w:tcPr>
-          <w:p>
-            <w:r>
-              <w:t>-3924876.3386</w:t>
+              <w:t>-3924850.2967</w:t>
             </w:r>
           </w:p>
         </w:tc>
@@ -1102,7 +909,7 @@
               <w:rPr>
                 <w:b/>
               </w:rPr>
-              <w:t>27.0107</w:t>
+              <w:t>27.0113</w:t>
             </w:r>
           </w:p>
         </w:tc>
@@ -1192,7 +999,7 @@
               <w:rPr>
                 <w:b/>
               </w:rPr>
-              <w:t>61.5090</w:t>
+              <w:t>61.5089</w:t>
             </w:r>
           </w:p>
         </w:tc>
@@ -1282,7 +1089,7 @@
               <w:rPr>
                 <w:b/>
               </w:rPr>
-              <w:t>91.6121</w:t>
+              <w:t>91.6119</w:t>
             </w:r>
           </w:p>
         </w:tc>
@@ -1346,7 +1153,7 @@
               <w:rPr>
                 <w:b/>
               </w:rPr>
-              <w:t>0.8849</w:t>
+              <w:t>0.8850</w:t>
             </w:r>
           </w:p>
         </w:tc>
@@ -1372,7 +1179,7 @@
               <w:rPr>
                 <w:b/>
               </w:rPr>
-              <w:t>112.2962</w:t>
+              <w:t>112.2975</w:t>
             </w:r>
           </w:p>
         </w:tc>
@@ -1450,7 +1257,7 @@
           </w:tcPr>
           <w:p>
             <w:r>
-              <w:t>0.2892</w:t>
+              <w:t>0.2888</w:t>
             </w:r>
           </w:p>
         </w:tc>
@@ -1460,7 +1267,7 @@
           </w:tcPr>
           <w:p>
             <w:r>
-              <w:t>0.7724</w:t>
+              <w:t>0.7727</w:t>
             </w:r>
           </w:p>
         </w:tc>
@@ -1880,7 +1687,7 @@
           </w:tcPr>
           <w:p>
             <w:r>
-              <w:t>0.7918</w:t>
+              <w:t>0.7917</w:t>
             </w:r>
           </w:p>
         </w:tc>
@@ -2020,7 +1827,7 @@
           </w:tcPr>
           <w:p>
             <w:r>
-              <w:t>0.5855</w:t>
+              <w:t>0.5856</w:t>
             </w:r>
           </w:p>
         </w:tc>
@@ -2220,7 +2027,7 @@
           </w:tcPr>
           <w:p>
             <w:r>
-              <w:t>0.1500</w:t>
+              <w:t>0.1501</w:t>
             </w:r>
           </w:p>
         </w:tc>
@@ -2290,7 +2097,7 @@
           </w:tcPr>
           <w:p>
             <w:r>
-              <w:t>-1.1751</w:t>
+              <w:t>-1.1740</w:t>
             </w:r>
           </w:p>
         </w:tc>
@@ -2300,7 +2107,7 @@
           </w:tcPr>
           <w:p>
             <w:r>
-              <w:t>0.2399</w:t>
+              <w:t>0.2404</w:t>
             </w:r>
           </w:p>
         </w:tc>
@@ -2372,7 +2179,7 @@
               <w:rPr>
                 <w:b/>
               </w:rPr>
-              <w:t>5.3980</w:t>
+              <w:t>5.3977</w:t>
             </w:r>
           </w:p>
         </w:tc>
@@ -2460,7 +2267,7 @@
           </w:tcPr>
           <w:p>
             <w:r>
-              <w:t>0.9274</w:t>
+              <w:t>0.9275</w:t>
             </w:r>
           </w:p>
         </w:tc>
@@ -2532,1923 +2339,7 @@
               <w:rPr>
                 <w:b/>
               </w:rPr>
-              <w:t>13.4692</w:t>
-            </w:r>
-          </w:p>
-        </w:tc>
-        <w:tc>
-          <w:tcPr>
-            <w:tcW w:type="dxa" w:w="1234"/>
-          </w:tcPr>
-          <w:p>
-            <w:r>
-              <w:rPr>
-                <w:b/>
-              </w:rPr>
-              <w:t>0.0000</w:t>
-            </w:r>
-          </w:p>
-        </w:tc>
-        <w:tc>
-          <w:tcPr>
-            <w:tcW w:type="dxa" w:w="1234"/>
-          </w:tcPr>
-          <w:p>
-            <w:r>
-              <w:rPr>
-                <w:b/>
-              </w:rPr>
-              <w:t>1.000</w:t>
-            </w:r>
-          </w:p>
-        </w:tc>
-        <w:tc>
-          <w:tcPr>
-            <w:tcW w:type="dxa" w:w="1234"/>
-          </w:tcPr>
-          <w:p>
-            <w:r>
-              <w:t>***</w:t>
-            </w:r>
-          </w:p>
-        </w:tc>
-      </w:tr>
-    </w:tbl>
-    <w:p>
-      <w:r>
-        <w:rPr>
-          <w:sz w:val="18"/>
-        </w:rPr>
-        <w:t xml:space="preserve">Significance codes: </w:t>
-      </w:r>
-      <w:r>
-        <w:rPr>
-          <w:sz w:val="18"/>
-        </w:rPr>
-        <w:t xml:space="preserve">*** p&lt;0.001, </w:t>
-      </w:r>
-      <w:r>
-        <w:rPr>
-          <w:sz w:val="18"/>
-        </w:rPr>
-        <w:t xml:space="preserve">** p&lt;0.01, </w:t>
-      </w:r>
-      <w:r>
-        <w:rPr>
-          <w:sz w:val="18"/>
-        </w:rPr>
-        <w:t>* p&lt;0.05</w:t>
-      </w:r>
-    </w:p>
-    <w:p>
-      <w:pPr>
-        <w:pStyle w:val="Heading2"/>
-      </w:pPr>
-      <w:r>
-        <w:t>Incident Rate Ratios (IRR)</w:t>
-      </w:r>
-    </w:p>
-    <w:p>
-      <w:r>
-        <w:t>IRR represents the multiplicative effect on the expected count. IRR &gt; 1 indicates higher expected parity, while IRR &lt; 1 indicates lower expected parity.</w:t>
-        <w:br/>
-        <w:br/>
-        <w:t>For a one-unit increase in a predictor, the expected count is multiplied by the IRR.</w:t>
-      </w:r>
-    </w:p>
-    <w:p>
-      <w:pPr>
-        <w:pStyle w:val="Heading2"/>
-      </w:pPr>
-      <w:r>
-        <w:t>Key Predictors (IRR Analysis)</w:t>
-      </w:r>
-    </w:p>
-    <w:p>
-      <w:pPr>
-        <w:pStyle w:val="Heading1"/>
-      </w:pPr>
-      <w:r>
-        <w:t>6.2 Poisson Regression</w:t>
-      </w:r>
-    </w:p>
-    <w:p>
-      <w:r>
-        <w:t>Poisson regression is the standard model for count data, assuming that the variance equals the mean (equidispersion). The model was fitted using Maximum Likelihood Estimation (MLE) with a log link function.</w:t>
-      </w:r>
-    </w:p>
-    <w:p>
-      <w:pPr>
-        <w:pStyle w:val="Heading2"/>
-      </w:pPr>
-      <w:r>
-        <w:t>Model Fit Statistics</w:t>
-      </w:r>
-    </w:p>
-    <w:tbl>
-      <w:tblPr>
-        <w:tblStyle w:val="LightGrid-Accent1"/>
-        <w:tblW w:type="auto" w:w="0"/>
-        <w:tblLayout w:type="fixed"/>
-        <w:tblLook w:firstColumn="1" w:firstRow="1" w:lastColumn="0" w:lastRow="0" w:noHBand="0" w:noVBand="1" w:val="04A0"/>
-      </w:tblPr>
-      <w:tblGrid>
-        <w:gridCol w:w="3600"/>
-        <w:gridCol w:w="4320"/>
-      </w:tblGrid>
-      <w:tr>
-        <w:tc>
-          <w:tcPr>
-            <w:tcW w:type="dxa" w:w="4320"/>
-          </w:tcPr>
-          <w:p>
-            <w:r>
-              <w:rPr>
-                <w:b/>
-              </w:rPr>
-              <w:t>Metric</w:t>
-            </w:r>
-          </w:p>
-        </w:tc>
-        <w:tc>
-          <w:tcPr>
-            <w:tcW w:type="dxa" w:w="4320"/>
-          </w:tcPr>
-          <w:p>
-            <w:r>
-              <w:rPr>
-                <w:b/>
-              </w:rPr>
-              <w:t>Value</w:t>
-            </w:r>
-          </w:p>
-        </w:tc>
-      </w:tr>
-      <w:tr>
-        <w:tc>
-          <w:tcPr>
-            <w:tcW w:type="dxa" w:w="4320"/>
-          </w:tcPr>
-          <w:p>
-            <w:r>
-              <w:t>Log-Likelihood</w:t>
-            </w:r>
-          </w:p>
-        </w:tc>
-        <w:tc>
-          <w:tcPr>
-            <w:tcW w:type="dxa" w:w="4320"/>
-          </w:tcPr>
-          <w:p>
-            <w:r>
-              <w:t>-442720.7136</w:t>
-            </w:r>
-          </w:p>
-        </w:tc>
-      </w:tr>
-      <w:tr>
-        <w:tc>
-          <w:tcPr>
-            <w:tcW w:type="dxa" w:w="4320"/>
-          </w:tcPr>
-          <w:p>
-            <w:r>
-              <w:t>Deviance</w:t>
-            </w:r>
-          </w:p>
-        </w:tc>
-        <w:tc>
-          <w:tcPr>
-            <w:tcW w:type="dxa" w:w="4320"/>
-          </w:tcPr>
-          <w:p>
-            <w:r>
-              <w:t>107820.4709</w:t>
-            </w:r>
-          </w:p>
-        </w:tc>
-      </w:tr>
-      <w:tr>
-        <w:tc>
-          <w:tcPr>
-            <w:tcW w:type="dxa" w:w="4320"/>
-          </w:tcPr>
-          <w:p>
-            <w:r>
-              <w:t>Null Deviance</w:t>
-            </w:r>
-          </w:p>
-        </w:tc>
-        <w:tc>
-          <w:tcPr>
-            <w:tcW w:type="dxa" w:w="4320"/>
-          </w:tcPr>
-          <w:p>
-            <w:r>
-              <w:t>147407.6860</w:t>
-            </w:r>
-          </w:p>
-        </w:tc>
-      </w:tr>
-      <w:tr>
-        <w:tc>
-          <w:tcPr>
-            <w:tcW w:type="dxa" w:w="4320"/>
-          </w:tcPr>
-          <w:p>
-            <w:r>
-              <w:t>Pseudo R-squared</w:t>
-            </w:r>
-          </w:p>
-        </w:tc>
-        <w:tc>
-          <w:tcPr>
-            <w:tcW w:type="dxa" w:w="4320"/>
-          </w:tcPr>
-          <w:p>
-            <w:r>
-              <w:t>0.2686</w:t>
-            </w:r>
-          </w:p>
-        </w:tc>
-      </w:tr>
-      <w:tr>
-        <w:tc>
-          <w:tcPr>
-            <w:tcW w:type="dxa" w:w="4320"/>
-          </w:tcPr>
-          <w:p>
-            <w:r>
-              <w:t>AIC</w:t>
-            </w:r>
-          </w:p>
-        </w:tc>
-        <w:tc>
-          <w:tcPr>
-            <w:tcW w:type="dxa" w:w="4320"/>
-          </w:tcPr>
-          <w:p>
-            <w:r>
-              <w:t>885483.4272</w:t>
-            </w:r>
-          </w:p>
-        </w:tc>
-      </w:tr>
-      <w:tr>
-        <w:tc>
-          <w:tcPr>
-            <w:tcW w:type="dxa" w:w="4320"/>
-          </w:tcPr>
-          <w:p>
-            <w:r>
-              <w:t>BIC</w:t>
-            </w:r>
-          </w:p>
-        </w:tc>
-        <w:tc>
-          <w:tcPr>
-            <w:tcW w:type="dxa" w:w="4320"/>
-          </w:tcPr>
-          <w:p>
-            <w:r>
-              <w:t>-3924876.3386</w:t>
-            </w:r>
-          </w:p>
-        </w:tc>
-      </w:tr>
-      <w:tr>
-        <w:tc>
-          <w:tcPr>
-            <w:tcW w:type="dxa" w:w="4320"/>
-          </w:tcPr>
-          <w:p>
-            <w:r>
-              <w:t>Overdispersion Ratio</w:t>
-            </w:r>
-          </w:p>
-        </w:tc>
-        <w:tc>
-          <w:tcPr>
-            <w:tcW w:type="dxa" w:w="4320"/>
-          </w:tcPr>
-          <w:p>
-            <w:r>
-              <w:t>0.3578</w:t>
-            </w:r>
-          </w:p>
-        </w:tc>
-      </w:tr>
-    </w:tbl>
-    <w:p>
-      <w:r>
-        <w:rPr>
-          <w:color w:val="0066CC"/>
-        </w:rPr>
-        <w:t>ℹ Underdispersion detected (ratio = 0.3578 &lt; 0.8)</w:t>
-      </w:r>
-    </w:p>
-    <w:p>
-      <w:r>
-        <w:t>The underdispersion ratio suggests the variance is less than the mean. Consider using Quasi-Poisson or Conway-Maxwell Poisson models.</w:t>
-      </w:r>
-    </w:p>
-    <w:p>
-      <w:pPr>
-        <w:pStyle w:val="Heading2"/>
-      </w:pPr>
-      <w:r>
-        <w:t>Regression Coefficients</w:t>
-      </w:r>
-    </w:p>
-    <w:tbl>
-      <w:tblPr>
-        <w:tblStyle w:val="LightGrid-Accent1"/>
-        <w:tblW w:type="auto" w:w="0"/>
-        <w:tblLayout w:type="fixed"/>
-        <w:tblLook w:firstColumn="1" w:firstRow="1" w:lastColumn="0" w:lastRow="0" w:noHBand="0" w:noVBand="1" w:val="04A0"/>
-      </w:tblPr>
-      <w:tblGrid>
-        <w:gridCol w:w="2160"/>
-        <w:gridCol w:w="1296"/>
-        <w:gridCol w:w="1296"/>
-        <w:gridCol w:w="1152"/>
-        <w:gridCol w:w="1152"/>
-        <w:gridCol w:w="1296"/>
-        <w:gridCol w:w="864"/>
-      </w:tblGrid>
-      <w:tr>
-        <w:tc>
-          <w:tcPr>
-            <w:tcW w:type="dxa" w:w="1234"/>
-          </w:tcPr>
-          <w:p>
-            <w:r>
-              <w:rPr>
-                <w:b/>
-              </w:rPr>
-              <w:t>Variable</w:t>
-            </w:r>
-          </w:p>
-        </w:tc>
-        <w:tc>
-          <w:tcPr>
-            <w:tcW w:type="dxa" w:w="1234"/>
-          </w:tcPr>
-          <w:p>
-            <w:r>
-              <w:rPr>
-                <w:b/>
-              </w:rPr>
-              <w:t>Coef</w:t>
-            </w:r>
-          </w:p>
-        </w:tc>
-        <w:tc>
-          <w:tcPr>
-            <w:tcW w:type="dxa" w:w="1234"/>
-          </w:tcPr>
-          <w:p>
-            <w:r>
-              <w:rPr>
-                <w:b/>
-              </w:rPr>
-              <w:t>Std Err</w:t>
-            </w:r>
-          </w:p>
-        </w:tc>
-        <w:tc>
-          <w:tcPr>
-            <w:tcW w:type="dxa" w:w="1234"/>
-          </w:tcPr>
-          <w:p>
-            <w:r>
-              <w:rPr>
-                <w:b/>
-              </w:rPr>
-              <w:t>z-value</w:t>
-            </w:r>
-          </w:p>
-        </w:tc>
-        <w:tc>
-          <w:tcPr>
-            <w:tcW w:type="dxa" w:w="1234"/>
-          </w:tcPr>
-          <w:p>
-            <w:r>
-              <w:rPr>
-                <w:b/>
-              </w:rPr>
-              <w:t>P&gt;|z|</w:t>
-            </w:r>
-          </w:p>
-        </w:tc>
-        <w:tc>
-          <w:tcPr>
-            <w:tcW w:type="dxa" w:w="1234"/>
-          </w:tcPr>
-          <w:p>
-            <w:r>
-              <w:rPr>
-                <w:b/>
-              </w:rPr>
-              <w:t>IRR</w:t>
-            </w:r>
-          </w:p>
-        </w:tc>
-        <w:tc>
-          <w:tcPr>
-            <w:tcW w:type="dxa" w:w="1234"/>
-          </w:tcPr>
-          <w:p>
-            <w:r>
-              <w:rPr>
-                <w:b/>
-              </w:rPr>
-              <w:t>Sig</w:t>
-            </w:r>
-          </w:p>
-        </w:tc>
-      </w:tr>
-      <w:tr>
-        <w:tc>
-          <w:tcPr>
-            <w:tcW w:type="dxa" w:w="1234"/>
-          </w:tcPr>
-          <w:p>
-            <w:r>
-              <w:rPr>
-                <w:b/>
-              </w:rPr>
-              <w:t>age_group_20-24</w:t>
-            </w:r>
-          </w:p>
-        </w:tc>
-        <w:tc>
-          <w:tcPr>
-            <w:tcW w:type="dxa" w:w="1234"/>
-          </w:tcPr>
-          <w:p>
-            <w:r>
-              <w:rPr>
-                <w:b/>
-              </w:rPr>
-              <w:t>0.2185</w:t>
-            </w:r>
-          </w:p>
-        </w:tc>
-        <w:tc>
-          <w:tcPr>
-            <w:tcW w:type="dxa" w:w="1234"/>
-          </w:tcPr>
-          <w:p>
-            <w:r>
-              <w:rPr>
-                <w:b/>
-              </w:rPr>
-              <w:t>0.0081</w:t>
-            </w:r>
-          </w:p>
-        </w:tc>
-        <w:tc>
-          <w:tcPr>
-            <w:tcW w:type="dxa" w:w="1234"/>
-          </w:tcPr>
-          <w:p>
-            <w:r>
-              <w:rPr>
-                <w:b/>
-              </w:rPr>
-              <w:t>27.0107</w:t>
-            </w:r>
-          </w:p>
-        </w:tc>
-        <w:tc>
-          <w:tcPr>
-            <w:tcW w:type="dxa" w:w="1234"/>
-          </w:tcPr>
-          <w:p>
-            <w:r>
-              <w:rPr>
-                <w:b/>
-              </w:rPr>
-              <w:t>0.0000</w:t>
-            </w:r>
-          </w:p>
-        </w:tc>
-        <w:tc>
-          <w:tcPr>
-            <w:tcW w:type="dxa" w:w="1234"/>
-          </w:tcPr>
-          <w:p>
-            <w:r>
-              <w:rPr>
-                <w:b/>
-              </w:rPr>
-              <w:t>1.244</w:t>
-            </w:r>
-          </w:p>
-        </w:tc>
-        <w:tc>
-          <w:tcPr>
-            <w:tcW w:type="dxa" w:w="1234"/>
-          </w:tcPr>
-          <w:p>
-            <w:r>
-              <w:t>***</w:t>
-            </w:r>
-          </w:p>
-        </w:tc>
-      </w:tr>
-      <w:tr>
-        <w:tc>
-          <w:tcPr>
-            <w:tcW w:type="dxa" w:w="1234"/>
-          </w:tcPr>
-          <w:p>
-            <w:r>
-              <w:rPr>
-                <w:b/>
-              </w:rPr>
-              <w:t>age_group_25-29</w:t>
-            </w:r>
-          </w:p>
-        </w:tc>
-        <w:tc>
-          <w:tcPr>
-            <w:tcW w:type="dxa" w:w="1234"/>
-          </w:tcPr>
-          <w:p>
-            <w:r>
-              <w:rPr>
-                <w:b/>
-              </w:rPr>
-              <w:t>0.4757</w:t>
-            </w:r>
-          </w:p>
-        </w:tc>
-        <w:tc>
-          <w:tcPr>
-            <w:tcW w:type="dxa" w:w="1234"/>
-          </w:tcPr>
-          <w:p>
-            <w:r>
-              <w:rPr>
-                <w:b/>
-              </w:rPr>
-              <w:t>0.0077</w:t>
-            </w:r>
-          </w:p>
-        </w:tc>
-        <w:tc>
-          <w:tcPr>
-            <w:tcW w:type="dxa" w:w="1234"/>
-          </w:tcPr>
-          <w:p>
-            <w:r>
-              <w:rPr>
-                <w:b/>
-              </w:rPr>
-              <w:t>61.5090</w:t>
-            </w:r>
-          </w:p>
-        </w:tc>
-        <w:tc>
-          <w:tcPr>
-            <w:tcW w:type="dxa" w:w="1234"/>
-          </w:tcPr>
-          <w:p>
-            <w:r>
-              <w:rPr>
-                <w:b/>
-              </w:rPr>
-              <w:t>0.0000</w:t>
-            </w:r>
-          </w:p>
-        </w:tc>
-        <w:tc>
-          <w:tcPr>
-            <w:tcW w:type="dxa" w:w="1234"/>
-          </w:tcPr>
-          <w:p>
-            <w:r>
-              <w:rPr>
-                <w:b/>
-              </w:rPr>
-              <w:t>1.609</w:t>
-            </w:r>
-          </w:p>
-        </w:tc>
-        <w:tc>
-          <w:tcPr>
-            <w:tcW w:type="dxa" w:w="1234"/>
-          </w:tcPr>
-          <w:p>
-            <w:r>
-              <w:t>***</w:t>
-            </w:r>
-          </w:p>
-        </w:tc>
-      </w:tr>
-      <w:tr>
-        <w:tc>
-          <w:tcPr>
-            <w:tcW w:type="dxa" w:w="1234"/>
-          </w:tcPr>
-          <w:p>
-            <w:r>
-              <w:rPr>
-                <w:b/>
-              </w:rPr>
-              <w:t>age_group_30-34</w:t>
-            </w:r>
-          </w:p>
-        </w:tc>
-        <w:tc>
-          <w:tcPr>
-            <w:tcW w:type="dxa" w:w="1234"/>
-          </w:tcPr>
-          <w:p>
-            <w:r>
-              <w:rPr>
-                <w:b/>
-              </w:rPr>
-              <w:t>0.7079</w:t>
-            </w:r>
-          </w:p>
-        </w:tc>
-        <w:tc>
-          <w:tcPr>
-            <w:tcW w:type="dxa" w:w="1234"/>
-          </w:tcPr>
-          <w:p>
-            <w:r>
-              <w:rPr>
-                <w:b/>
-              </w:rPr>
-              <w:t>0.0077</w:t>
-            </w:r>
-          </w:p>
-        </w:tc>
-        <w:tc>
-          <w:tcPr>
-            <w:tcW w:type="dxa" w:w="1234"/>
-          </w:tcPr>
-          <w:p>
-            <w:r>
-              <w:rPr>
-                <w:b/>
-              </w:rPr>
-              <w:t>91.6121</w:t>
-            </w:r>
-          </w:p>
-        </w:tc>
-        <w:tc>
-          <w:tcPr>
-            <w:tcW w:type="dxa" w:w="1234"/>
-          </w:tcPr>
-          <w:p>
-            <w:r>
-              <w:rPr>
-                <w:b/>
-              </w:rPr>
-              <w:t>0.0000</w:t>
-            </w:r>
-          </w:p>
-        </w:tc>
-        <w:tc>
-          <w:tcPr>
-            <w:tcW w:type="dxa" w:w="1234"/>
-          </w:tcPr>
-          <w:p>
-            <w:r>
-              <w:rPr>
-                <w:b/>
-              </w:rPr>
-              <w:t>2.030</w:t>
-            </w:r>
-          </w:p>
-        </w:tc>
-        <w:tc>
-          <w:tcPr>
-            <w:tcW w:type="dxa" w:w="1234"/>
-          </w:tcPr>
-          <w:p>
-            <w:r>
-              <w:t>***</w:t>
-            </w:r>
-          </w:p>
-        </w:tc>
-      </w:tr>
-      <w:tr>
-        <w:tc>
-          <w:tcPr>
-            <w:tcW w:type="dxa" w:w="1234"/>
-          </w:tcPr>
-          <w:p>
-            <w:r>
-              <w:rPr>
-                <w:b/>
-              </w:rPr>
-              <w:t>age_group_35+</w:t>
-            </w:r>
-          </w:p>
-        </w:tc>
-        <w:tc>
-          <w:tcPr>
-            <w:tcW w:type="dxa" w:w="1234"/>
-          </w:tcPr>
-          <w:p>
-            <w:r>
-              <w:rPr>
-                <w:b/>
-              </w:rPr>
-              <w:t>0.8849</w:t>
-            </w:r>
-          </w:p>
-        </w:tc>
-        <w:tc>
-          <w:tcPr>
-            <w:tcW w:type="dxa" w:w="1234"/>
-          </w:tcPr>
-          <w:p>
-            <w:r>
-              <w:rPr>
-                <w:b/>
-              </w:rPr>
-              <w:t>0.0079</w:t>
-            </w:r>
-          </w:p>
-        </w:tc>
-        <w:tc>
-          <w:tcPr>
-            <w:tcW w:type="dxa" w:w="1234"/>
-          </w:tcPr>
-          <w:p>
-            <w:r>
-              <w:rPr>
-                <w:b/>
-              </w:rPr>
-              <w:t>112.2962</w:t>
-            </w:r>
-          </w:p>
-        </w:tc>
-        <w:tc>
-          <w:tcPr>
-            <w:tcW w:type="dxa" w:w="1234"/>
-          </w:tcPr>
-          <w:p>
-            <w:r>
-              <w:rPr>
-                <w:b/>
-              </w:rPr>
-              <w:t>0.0000</w:t>
-            </w:r>
-          </w:p>
-        </w:tc>
-        <w:tc>
-          <w:tcPr>
-            <w:tcW w:type="dxa" w:w="1234"/>
-          </w:tcPr>
-          <w:p>
-            <w:r>
-              <w:rPr>
-                <w:b/>
-              </w:rPr>
-              <w:t>2.423</w:t>
-            </w:r>
-          </w:p>
-        </w:tc>
-        <w:tc>
-          <w:tcPr>
-            <w:tcW w:type="dxa" w:w="1234"/>
-          </w:tcPr>
-          <w:p>
-            <w:r>
-              <w:t>***</w:t>
-            </w:r>
-          </w:p>
-        </w:tc>
-      </w:tr>
-      <w:tr>
-        <w:tc>
-          <w:tcPr>
-            <w:tcW w:type="dxa" w:w="1234"/>
-          </w:tcPr>
-          <w:p>
-            <w:r>
-              <w:t>marital_status_Unmarried</w:t>
-            </w:r>
-          </w:p>
-        </w:tc>
-        <w:tc>
-          <w:tcPr>
-            <w:tcW w:type="dxa" w:w="1234"/>
-          </w:tcPr>
-          <w:p>
-            <w:r>
-              <w:t>0.0033</w:t>
-            </w:r>
-          </w:p>
-        </w:tc>
-        <w:tc>
-          <w:tcPr>
-            <w:tcW w:type="dxa" w:w="1234"/>
-          </w:tcPr>
-          <w:p>
-            <w:r>
-              <w:t>0.0114</w:t>
-            </w:r>
-          </w:p>
-        </w:tc>
-        <w:tc>
-          <w:tcPr>
-            <w:tcW w:type="dxa" w:w="1234"/>
-          </w:tcPr>
-          <w:p>
-            <w:r>
-              <w:t>0.2892</w:t>
-            </w:r>
-          </w:p>
-        </w:tc>
-        <w:tc>
-          <w:tcPr>
-            <w:tcW w:type="dxa" w:w="1234"/>
-          </w:tcPr>
-          <w:p>
-            <w:r>
-              <w:t>0.7724</w:t>
-            </w:r>
-          </w:p>
-        </w:tc>
-        <w:tc>
-          <w:tcPr>
-            <w:tcW w:type="dxa" w:w="1234"/>
-          </w:tcPr>
-          <w:p>
-            <w:r>
-              <w:t>1.003</w:t>
-            </w:r>
-          </w:p>
-        </w:tc>
-        <w:tc>
-          <w:tcPr>
-            <w:tcW w:type="dxa" w:w="1234"/>
-          </w:tcPr>
-          <w:p>
-            <w:r/>
-          </w:p>
-        </w:tc>
-      </w:tr>
-      <w:tr>
-        <w:tc>
-          <w:tcPr>
-            <w:tcW w:type="dxa" w:w="1234"/>
-          </w:tcPr>
-          <w:p>
-            <w:r>
-              <w:t>race_mother_Burgher</w:t>
-            </w:r>
-          </w:p>
-        </w:tc>
-        <w:tc>
-          <w:tcPr>
-            <w:tcW w:type="dxa" w:w="1234"/>
-          </w:tcPr>
-          <w:p>
-            <w:r>
-              <w:t>-0.0801</w:t>
-            </w:r>
-          </w:p>
-        </w:tc>
-        <w:tc>
-          <w:tcPr>
-            <w:tcW w:type="dxa" w:w="1234"/>
-          </w:tcPr>
-          <w:p>
-            <w:r>
-              <w:t>0.2077</w:t>
-            </w:r>
-          </w:p>
-        </w:tc>
-        <w:tc>
-          <w:tcPr>
-            <w:tcW w:type="dxa" w:w="1234"/>
-          </w:tcPr>
-          <w:p>
-            <w:r>
-              <w:t>-0.3856</w:t>
-            </w:r>
-          </w:p>
-        </w:tc>
-        <w:tc>
-          <w:tcPr>
-            <w:tcW w:type="dxa" w:w="1234"/>
-          </w:tcPr>
-          <w:p>
-            <w:r>
-              <w:t>0.6998</w:t>
-            </w:r>
-          </w:p>
-        </w:tc>
-        <w:tc>
-          <w:tcPr>
-            <w:tcW w:type="dxa" w:w="1234"/>
-          </w:tcPr>
-          <w:p>
-            <w:r>
-              <w:t>0.923</w:t>
-            </w:r>
-          </w:p>
-        </w:tc>
-        <w:tc>
-          <w:tcPr>
-            <w:tcW w:type="dxa" w:w="1234"/>
-          </w:tcPr>
-          <w:p>
-            <w:r/>
-          </w:p>
-        </w:tc>
-      </w:tr>
-      <w:tr>
-        <w:tc>
-          <w:tcPr>
-            <w:tcW w:type="dxa" w:w="1234"/>
-          </w:tcPr>
-          <w:p>
-            <w:r>
-              <w:t>race_mother_Indian Moor</w:t>
-            </w:r>
-          </w:p>
-        </w:tc>
-        <w:tc>
-          <w:tcPr>
-            <w:tcW w:type="dxa" w:w="1234"/>
-          </w:tcPr>
-          <w:p>
-            <w:r>
-              <w:t>0.0233</w:t>
-            </w:r>
-          </w:p>
-        </w:tc>
-        <w:tc>
-          <w:tcPr>
-            <w:tcW w:type="dxa" w:w="1234"/>
-          </w:tcPr>
-          <w:p>
-            <w:r>
-              <w:t>0.2321</w:t>
-            </w:r>
-          </w:p>
-        </w:tc>
-        <w:tc>
-          <w:tcPr>
-            <w:tcW w:type="dxa" w:w="1234"/>
-          </w:tcPr>
-          <w:p>
-            <w:r>
-              <w:t>0.1004</w:t>
-            </w:r>
-          </w:p>
-        </w:tc>
-        <w:tc>
-          <w:tcPr>
-            <w:tcW w:type="dxa" w:w="1234"/>
-          </w:tcPr>
-          <w:p>
-            <w:r>
-              <w:t>0.9200</w:t>
-            </w:r>
-          </w:p>
-        </w:tc>
-        <w:tc>
-          <w:tcPr>
-            <w:tcW w:type="dxa" w:w="1234"/>
-          </w:tcPr>
-          <w:p>
-            <w:r>
-              <w:t>1.024</w:t>
-            </w:r>
-          </w:p>
-        </w:tc>
-        <w:tc>
-          <w:tcPr>
-            <w:tcW w:type="dxa" w:w="1234"/>
-          </w:tcPr>
-          <w:p>
-            <w:r/>
-          </w:p>
-        </w:tc>
-      </w:tr>
-      <w:tr>
-        <w:tc>
-          <w:tcPr>
-            <w:tcW w:type="dxa" w:w="1234"/>
-          </w:tcPr>
-          <w:p>
-            <w:r>
-              <w:t>race_mother_Indian Tamil</w:t>
-            </w:r>
-          </w:p>
-        </w:tc>
-        <w:tc>
-          <w:tcPr>
-            <w:tcW w:type="dxa" w:w="1234"/>
-          </w:tcPr>
-          <w:p>
-            <w:r>
-              <w:t>0.0476</w:t>
-            </w:r>
-          </w:p>
-        </w:tc>
-        <w:tc>
-          <w:tcPr>
-            <w:tcW w:type="dxa" w:w="1234"/>
-          </w:tcPr>
-          <w:p>
-            <w:r>
-              <w:t>0.2042</w:t>
-            </w:r>
-          </w:p>
-        </w:tc>
-        <w:tc>
-          <w:tcPr>
-            <w:tcW w:type="dxa" w:w="1234"/>
-          </w:tcPr>
-          <w:p>
-            <w:r>
-              <w:t>0.2329</w:t>
-            </w:r>
-          </w:p>
-        </w:tc>
-        <w:tc>
-          <w:tcPr>
-            <w:tcW w:type="dxa" w:w="1234"/>
-          </w:tcPr>
-          <w:p>
-            <w:r>
-              <w:t>0.8159</w:t>
-            </w:r>
-          </w:p>
-        </w:tc>
-        <w:tc>
-          <w:tcPr>
-            <w:tcW w:type="dxa" w:w="1234"/>
-          </w:tcPr>
-          <w:p>
-            <w:r>
-              <w:t>1.049</w:t>
-            </w:r>
-          </w:p>
-        </w:tc>
-        <w:tc>
-          <w:tcPr>
-            <w:tcW w:type="dxa" w:w="1234"/>
-          </w:tcPr>
-          <w:p>
-            <w:r/>
-          </w:p>
-        </w:tc>
-      </w:tr>
-      <w:tr>
-        <w:tc>
-          <w:tcPr>
-            <w:tcW w:type="dxa" w:w="1234"/>
-          </w:tcPr>
-          <w:p>
-            <w:r>
-              <w:t>race_mother_Malay</w:t>
-            </w:r>
-          </w:p>
-        </w:tc>
-        <w:tc>
-          <w:tcPr>
-            <w:tcW w:type="dxa" w:w="1234"/>
-          </w:tcPr>
-          <w:p>
-            <w:r>
-              <w:t>0.0206</w:t>
-            </w:r>
-          </w:p>
-        </w:tc>
-        <w:tc>
-          <w:tcPr>
-            <w:tcW w:type="dxa" w:w="1234"/>
-          </w:tcPr>
-          <w:p>
-            <w:r>
-              <w:t>0.2066</w:t>
-            </w:r>
-          </w:p>
-        </w:tc>
-        <w:tc>
-          <w:tcPr>
-            <w:tcW w:type="dxa" w:w="1234"/>
-          </w:tcPr>
-          <w:p>
-            <w:r>
-              <w:t>0.0995</w:t>
-            </w:r>
-          </w:p>
-        </w:tc>
-        <w:tc>
-          <w:tcPr>
-            <w:tcW w:type="dxa" w:w="1234"/>
-          </w:tcPr>
-          <w:p>
-            <w:r>
-              <w:t>0.9207</w:t>
-            </w:r>
-          </w:p>
-        </w:tc>
-        <w:tc>
-          <w:tcPr>
-            <w:tcW w:type="dxa" w:w="1234"/>
-          </w:tcPr>
-          <w:p>
-            <w:r>
-              <w:t>1.021</w:t>
-            </w:r>
-          </w:p>
-        </w:tc>
-        <w:tc>
-          <w:tcPr>
-            <w:tcW w:type="dxa" w:w="1234"/>
-          </w:tcPr>
-          <w:p>
-            <w:r/>
-          </w:p>
-        </w:tc>
-      </w:tr>
-      <w:tr>
-        <w:tc>
-          <w:tcPr>
-            <w:tcW w:type="dxa" w:w="1234"/>
-          </w:tcPr>
-          <w:p>
-            <w:r>
-              <w:t>race_mother_Other Foreigners</w:t>
-            </w:r>
-          </w:p>
-        </w:tc>
-        <w:tc>
-          <w:tcPr>
-            <w:tcW w:type="dxa" w:w="1234"/>
-          </w:tcPr>
-          <w:p>
-            <w:r>
-              <w:t>-0.1876</w:t>
-            </w:r>
-          </w:p>
-        </w:tc>
-        <w:tc>
-          <w:tcPr>
-            <w:tcW w:type="dxa" w:w="1234"/>
-          </w:tcPr>
-          <w:p>
-            <w:r>
-              <w:t>0.2153</w:t>
-            </w:r>
-          </w:p>
-        </w:tc>
-        <w:tc>
-          <w:tcPr>
-            <w:tcW w:type="dxa" w:w="1234"/>
-          </w:tcPr>
-          <w:p>
-            <w:r>
-              <w:t>-0.8713</w:t>
-            </w:r>
-          </w:p>
-        </w:tc>
-        <w:tc>
-          <w:tcPr>
-            <w:tcW w:type="dxa" w:w="1234"/>
-          </w:tcPr>
-          <w:p>
-            <w:r>
-              <w:t>0.3836</w:t>
-            </w:r>
-          </w:p>
-        </w:tc>
-        <w:tc>
-          <w:tcPr>
-            <w:tcW w:type="dxa" w:w="1234"/>
-          </w:tcPr>
-          <w:p>
-            <w:r>
-              <w:t>0.829</w:t>
-            </w:r>
-          </w:p>
-        </w:tc>
-        <w:tc>
-          <w:tcPr>
-            <w:tcW w:type="dxa" w:w="1234"/>
-          </w:tcPr>
-          <w:p>
-            <w:r/>
-          </w:p>
-        </w:tc>
-      </w:tr>
-      <w:tr>
-        <w:tc>
-          <w:tcPr>
-            <w:tcW w:type="dxa" w:w="1234"/>
-          </w:tcPr>
-          <w:p>
-            <w:r>
-              <w:t>race_mother_Other Srilankans</w:t>
-            </w:r>
-          </w:p>
-        </w:tc>
-        <w:tc>
-          <w:tcPr>
-            <w:tcW w:type="dxa" w:w="1234"/>
-          </w:tcPr>
-          <w:p>
-            <w:r>
-              <w:t>0.0613</w:t>
-            </w:r>
-          </w:p>
-        </w:tc>
-        <w:tc>
-          <w:tcPr>
-            <w:tcW w:type="dxa" w:w="1234"/>
-          </w:tcPr>
-          <w:p>
-            <w:r>
-              <w:t>0.2321</w:t>
-            </w:r>
-          </w:p>
-        </w:tc>
-        <w:tc>
-          <w:tcPr>
-            <w:tcW w:type="dxa" w:w="1234"/>
-          </w:tcPr>
-          <w:p>
-            <w:r>
-              <w:t>0.2640</w:t>
-            </w:r>
-          </w:p>
-        </w:tc>
-        <w:tc>
-          <w:tcPr>
-            <w:tcW w:type="dxa" w:w="1234"/>
-          </w:tcPr>
-          <w:p>
-            <w:r>
-              <w:t>0.7918</w:t>
-            </w:r>
-          </w:p>
-        </w:tc>
-        <w:tc>
-          <w:tcPr>
-            <w:tcW w:type="dxa" w:w="1234"/>
-          </w:tcPr>
-          <w:p>
-            <w:r>
-              <w:t>1.063</w:t>
-            </w:r>
-          </w:p>
-        </w:tc>
-        <w:tc>
-          <w:tcPr>
-            <w:tcW w:type="dxa" w:w="1234"/>
-          </w:tcPr>
-          <w:p>
-            <w:r/>
-          </w:p>
-        </w:tc>
-      </w:tr>
-      <w:tr>
-        <w:tc>
-          <w:tcPr>
-            <w:tcW w:type="dxa" w:w="1234"/>
-          </w:tcPr>
-          <w:p>
-            <w:r>
-              <w:t>race_mother_Pakistan Moor</w:t>
-            </w:r>
-          </w:p>
-        </w:tc>
-        <w:tc>
-          <w:tcPr>
-            <w:tcW w:type="dxa" w:w="1234"/>
-          </w:tcPr>
-          <w:p>
-            <w:r>
-              <w:t>-0.0982</w:t>
-            </w:r>
-          </w:p>
-        </w:tc>
-        <w:tc>
-          <w:tcPr>
-            <w:tcW w:type="dxa" w:w="1234"/>
-          </w:tcPr>
-          <w:p>
-            <w:r>
-              <w:t>0.2176</w:t>
-            </w:r>
-          </w:p>
-        </w:tc>
-        <w:tc>
-          <w:tcPr>
-            <w:tcW w:type="dxa" w:w="1234"/>
-          </w:tcPr>
-          <w:p>
-            <w:r>
-              <w:t>-0.4511</w:t>
-            </w:r>
-          </w:p>
-        </w:tc>
-        <w:tc>
-          <w:tcPr>
-            <w:tcW w:type="dxa" w:w="1234"/>
-          </w:tcPr>
-          <w:p>
-            <w:r>
-              <w:t>0.6519</w:t>
-            </w:r>
-          </w:p>
-        </w:tc>
-        <w:tc>
-          <w:tcPr>
-            <w:tcW w:type="dxa" w:w="1234"/>
-          </w:tcPr>
-          <w:p>
-            <w:r>
-              <w:t>0.907</w:t>
-            </w:r>
-          </w:p>
-        </w:tc>
-        <w:tc>
-          <w:tcPr>
-            <w:tcW w:type="dxa" w:w="1234"/>
-          </w:tcPr>
-          <w:p>
-            <w:r/>
-          </w:p>
-        </w:tc>
-      </w:tr>
-      <w:tr>
-        <w:tc>
-          <w:tcPr>
-            <w:tcW w:type="dxa" w:w="1234"/>
-          </w:tcPr>
-          <w:p>
-            <w:r>
-              <w:t>race_mother_Sinhalese</w:t>
-            </w:r>
-          </w:p>
-        </w:tc>
-        <w:tc>
-          <w:tcPr>
-            <w:tcW w:type="dxa" w:w="1234"/>
-          </w:tcPr>
-          <w:p>
-            <w:r>
-              <w:t>-0.1113</w:t>
-            </w:r>
-          </w:p>
-        </w:tc>
-        <w:tc>
-          <w:tcPr>
-            <w:tcW w:type="dxa" w:w="1234"/>
-          </w:tcPr>
-          <w:p>
-            <w:r>
-              <w:t>0.2041</w:t>
-            </w:r>
-          </w:p>
-        </w:tc>
-        <w:tc>
-          <w:tcPr>
-            <w:tcW w:type="dxa" w:w="1234"/>
-          </w:tcPr>
-          <w:p>
-            <w:r>
-              <w:t>-0.5453</w:t>
-            </w:r>
-          </w:p>
-        </w:tc>
-        <w:tc>
-          <w:tcPr>
-            <w:tcW w:type="dxa" w:w="1234"/>
-          </w:tcPr>
-          <w:p>
-            <w:r>
-              <w:t>0.5855</w:t>
-            </w:r>
-          </w:p>
-        </w:tc>
-        <w:tc>
-          <w:tcPr>
-            <w:tcW w:type="dxa" w:w="1234"/>
-          </w:tcPr>
-          <w:p>
-            <w:r>
-              <w:t>0.895</w:t>
-            </w:r>
-          </w:p>
-        </w:tc>
-        <w:tc>
-          <w:tcPr>
-            <w:tcW w:type="dxa" w:w="1234"/>
-          </w:tcPr>
-          <w:p>
-            <w:r/>
-          </w:p>
-        </w:tc>
-      </w:tr>
-      <w:tr>
-        <w:tc>
-          <w:tcPr>
-            <w:tcW w:type="dxa" w:w="1234"/>
-          </w:tcPr>
-          <w:p>
-            <w:r>
-              <w:t>race_mother_Srilankan Chetty</w:t>
-            </w:r>
-          </w:p>
-        </w:tc>
-        <w:tc>
-          <w:tcPr>
-            <w:tcW w:type="dxa" w:w="1234"/>
-          </w:tcPr>
-          <w:p>
-            <w:r>
-              <w:t>-0.1500</w:t>
-            </w:r>
-          </w:p>
-        </w:tc>
-        <w:tc>
-          <w:tcPr>
-            <w:tcW w:type="dxa" w:w="1234"/>
-          </w:tcPr>
-          <w:p>
-            <w:r>
-              <w:t>0.3641</w:t>
-            </w:r>
-          </w:p>
-        </w:tc>
-        <w:tc>
-          <w:tcPr>
-            <w:tcW w:type="dxa" w:w="1234"/>
-          </w:tcPr>
-          <w:p>
-            <w:r>
-              <w:t>-0.4119</w:t>
-            </w:r>
-          </w:p>
-        </w:tc>
-        <w:tc>
-          <w:tcPr>
-            <w:tcW w:type="dxa" w:w="1234"/>
-          </w:tcPr>
-          <w:p>
-            <w:r>
-              <w:t>0.6804</w:t>
-            </w:r>
-          </w:p>
-        </w:tc>
-        <w:tc>
-          <w:tcPr>
-            <w:tcW w:type="dxa" w:w="1234"/>
-          </w:tcPr>
-          <w:p>
-            <w:r>
-              <w:t>0.861</w:t>
-            </w:r>
-          </w:p>
-        </w:tc>
-        <w:tc>
-          <w:tcPr>
-            <w:tcW w:type="dxa" w:w="1234"/>
-          </w:tcPr>
-          <w:p>
-            <w:r/>
-          </w:p>
-        </w:tc>
-      </w:tr>
-      <w:tr>
-        <w:tc>
-          <w:tcPr>
-            <w:tcW w:type="dxa" w:w="1234"/>
-          </w:tcPr>
-          <w:p>
-            <w:r>
-              <w:t>race_mother_Srilankan Moor</w:t>
-            </w:r>
-          </w:p>
-        </w:tc>
-        <w:tc>
-          <w:tcPr>
-            <w:tcW w:type="dxa" w:w="1234"/>
-          </w:tcPr>
-          <w:p>
-            <w:r>
-              <w:t>0.1178</w:t>
-            </w:r>
-          </w:p>
-        </w:tc>
-        <w:tc>
-          <w:tcPr>
-            <w:tcW w:type="dxa" w:w="1234"/>
-          </w:tcPr>
-          <w:p>
-            <w:r>
-              <w:t>0.2042</w:t>
-            </w:r>
-          </w:p>
-        </w:tc>
-        <w:tc>
-          <w:tcPr>
-            <w:tcW w:type="dxa" w:w="1234"/>
-          </w:tcPr>
-          <w:p>
-            <w:r>
-              <w:t>0.5770</w:t>
-            </w:r>
-          </w:p>
-        </w:tc>
-        <w:tc>
-          <w:tcPr>
-            <w:tcW w:type="dxa" w:w="1234"/>
-          </w:tcPr>
-          <w:p>
-            <w:r>
-              <w:t>0.5639</w:t>
-            </w:r>
-          </w:p>
-        </w:tc>
-        <w:tc>
-          <w:tcPr>
-            <w:tcW w:type="dxa" w:w="1234"/>
-          </w:tcPr>
-          <w:p>
-            <w:r>
-              <w:t>1.125</w:t>
-            </w:r>
-          </w:p>
-        </w:tc>
-        <w:tc>
-          <w:tcPr>
-            <w:tcW w:type="dxa" w:w="1234"/>
-          </w:tcPr>
-          <w:p>
-            <w:r/>
-          </w:p>
-        </w:tc>
-      </w:tr>
-      <w:tr>
-        <w:tc>
-          <w:tcPr>
-            <w:tcW w:type="dxa" w:w="1234"/>
-          </w:tcPr>
-          <w:p>
-            <w:r>
-              <w:t>race_mother_Srilankan Tamil</w:t>
-            </w:r>
-          </w:p>
-        </w:tc>
-        <w:tc>
-          <w:tcPr>
-            <w:tcW w:type="dxa" w:w="1234"/>
-          </w:tcPr>
-          <w:p>
-            <w:r>
-              <w:t>0.0306</w:t>
-            </w:r>
-          </w:p>
-        </w:tc>
-        <w:tc>
-          <w:tcPr>
-            <w:tcW w:type="dxa" w:w="1234"/>
-          </w:tcPr>
-          <w:p>
-            <w:r>
-              <w:t>0.2042</w:t>
-            </w:r>
-          </w:p>
-        </w:tc>
-        <w:tc>
-          <w:tcPr>
-            <w:tcW w:type="dxa" w:w="1234"/>
-          </w:tcPr>
-          <w:p>
-            <w:r>
-              <w:t>0.1500</w:t>
-            </w:r>
-          </w:p>
-        </w:tc>
-        <w:tc>
-          <w:tcPr>
-            <w:tcW w:type="dxa" w:w="1234"/>
-          </w:tcPr>
-          <w:p>
-            <w:r>
-              <w:t>0.8807</w:t>
-            </w:r>
-          </w:p>
-        </w:tc>
-        <w:tc>
-          <w:tcPr>
-            <w:tcW w:type="dxa" w:w="1234"/>
-          </w:tcPr>
-          <w:p>
-            <w:r>
-              <w:t>1.031</w:t>
-            </w:r>
-          </w:p>
-        </w:tc>
-        <w:tc>
-          <w:tcPr>
-            <w:tcW w:type="dxa" w:w="1234"/>
-          </w:tcPr>
-          <w:p>
-            <w:r/>
-          </w:p>
-        </w:tc>
-      </w:tr>
-      <w:tr>
-        <w:tc>
-          <w:tcPr>
-            <w:tcW w:type="dxa" w:w="1234"/>
-          </w:tcPr>
-          <w:p>
-            <w:r>
-              <w:t>child_sex_Male</w:t>
-            </w:r>
-          </w:p>
-        </w:tc>
-        <w:tc>
-          <w:tcPr>
-            <w:tcW w:type="dxa" w:w="1234"/>
-          </w:tcPr>
-          <w:p>
-            <w:r>
-              <w:t>-0.0031</w:t>
-            </w:r>
-          </w:p>
-        </w:tc>
-        <w:tc>
-          <w:tcPr>
-            <w:tcW w:type="dxa" w:w="1234"/>
-          </w:tcPr>
-          <w:p>
-            <w:r>
-              <w:t>0.0026</w:t>
-            </w:r>
-          </w:p>
-        </w:tc>
-        <w:tc>
-          <w:tcPr>
-            <w:tcW w:type="dxa" w:w="1234"/>
-          </w:tcPr>
-          <w:p>
-            <w:r>
-              <w:t>-1.1751</w:t>
-            </w:r>
-          </w:p>
-        </w:tc>
-        <w:tc>
-          <w:tcPr>
-            <w:tcW w:type="dxa" w:w="1234"/>
-          </w:tcPr>
-          <w:p>
-            <w:r>
-              <w:t>0.2399</w:t>
-            </w:r>
-          </w:p>
-        </w:tc>
-        <w:tc>
-          <w:tcPr>
-            <w:tcW w:type="dxa" w:w="1234"/>
-          </w:tcPr>
-          <w:p>
-            <w:r>
-              <w:t>0.997</w:t>
-            </w:r>
-          </w:p>
-        </w:tc>
-        <w:tc>
-          <w:tcPr>
-            <w:tcW w:type="dxa" w:w="1234"/>
-          </w:tcPr>
-          <w:p>
-            <w:r/>
-          </w:p>
-        </w:tc>
-      </w:tr>
-      <w:tr>
-        <w:tc>
-          <w:tcPr>
-            <w:tcW w:type="dxa" w:w="1234"/>
-          </w:tcPr>
-          <w:p>
-            <w:r>
-              <w:rPr>
-                <w:b/>
-              </w:rPr>
-              <w:t>Hospital or Not_Not In Hospita</w:t>
-            </w:r>
-          </w:p>
-        </w:tc>
-        <w:tc>
-          <w:tcPr>
-            <w:tcW w:type="dxa" w:w="1234"/>
-          </w:tcPr>
-          <w:p>
-            <w:r>
-              <w:rPr>
-                <w:b/>
-              </w:rPr>
-              <w:t>0.0546</w:t>
-            </w:r>
-          </w:p>
-        </w:tc>
-        <w:tc>
-          <w:tcPr>
-            <w:tcW w:type="dxa" w:w="1234"/>
-          </w:tcPr>
-          <w:p>
-            <w:r>
-              <w:rPr>
-                <w:b/>
-              </w:rPr>
-              <w:t>0.0101</w:t>
-            </w:r>
-          </w:p>
-        </w:tc>
-        <w:tc>
-          <w:tcPr>
-            <w:tcW w:type="dxa" w:w="1234"/>
-          </w:tcPr>
-          <w:p>
-            <w:r>
-              <w:rPr>
-                <w:b/>
-              </w:rPr>
-              <w:t>5.3980</w:t>
-            </w:r>
-          </w:p>
-        </w:tc>
-        <w:tc>
-          <w:tcPr>
-            <w:tcW w:type="dxa" w:w="1234"/>
-          </w:tcPr>
-          <w:p>
-            <w:r>
-              <w:rPr>
-                <w:b/>
-              </w:rPr>
-              <w:t>0.0000</w:t>
-            </w:r>
-          </w:p>
-        </w:tc>
-        <w:tc>
-          <w:tcPr>
-            <w:tcW w:type="dxa" w:w="1234"/>
-          </w:tcPr>
-          <w:p>
-            <w:r>
-              <w:rPr>
-                <w:b/>
-              </w:rPr>
-              <w:t>1.056</w:t>
-            </w:r>
-          </w:p>
-        </w:tc>
-        <w:tc>
-          <w:tcPr>
-            <w:tcW w:type="dxa" w:w="1234"/>
-          </w:tcPr>
-          <w:p>
-            <w:r>
-              <w:t>***</w:t>
-            </w:r>
-          </w:p>
-        </w:tc>
-      </w:tr>
-      <w:tr>
-        <w:tc>
-          <w:tcPr>
-            <w:tcW w:type="dxa" w:w="1234"/>
-          </w:tcPr>
-          <w:p>
-            <w:r>
-              <w:t>multiple_birth_Triplets</w:t>
-            </w:r>
-          </w:p>
-        </w:tc>
-        <w:tc>
-          <w:tcPr>
-            <w:tcW w:type="dxa" w:w="1234"/>
-          </w:tcPr>
-          <w:p>
-            <w:r>
-              <w:t>0.0103</w:t>
-            </w:r>
-          </w:p>
-        </w:tc>
-        <w:tc>
-          <w:tcPr>
-            <w:tcW w:type="dxa" w:w="1234"/>
-          </w:tcPr>
-          <w:p>
-            <w:r>
-              <w:t>0.1132</w:t>
-            </w:r>
-          </w:p>
-        </w:tc>
-        <w:tc>
-          <w:tcPr>
-            <w:tcW w:type="dxa" w:w="1234"/>
-          </w:tcPr>
-          <w:p>
-            <w:r>
-              <w:t>0.0911</w:t>
-            </w:r>
-          </w:p>
-        </w:tc>
-        <w:tc>
-          <w:tcPr>
-            <w:tcW w:type="dxa" w:w="1234"/>
-          </w:tcPr>
-          <w:p>
-            <w:r>
-              <w:t>0.9274</w:t>
-            </w:r>
-          </w:p>
-        </w:tc>
-        <w:tc>
-          <w:tcPr>
-            <w:tcW w:type="dxa" w:w="1234"/>
-          </w:tcPr>
-          <w:p>
-            <w:r>
-              <w:t>1.010</w:t>
-            </w:r>
-          </w:p>
-        </w:tc>
-        <w:tc>
-          <w:tcPr>
-            <w:tcW w:type="dxa" w:w="1234"/>
-          </w:tcPr>
-          <w:p>
-            <w:r/>
-          </w:p>
-        </w:tc>
-      </w:tr>
-      <w:tr>
-        <w:tc>
-          <w:tcPr>
-            <w:tcW w:type="dxa" w:w="1234"/>
-          </w:tcPr>
-          <w:p>
-            <w:r>
-              <w:rPr>
-                <w:b/>
-              </w:rPr>
-              <w:t>Birth_Weight(grams)</w:t>
-            </w:r>
-          </w:p>
-        </w:tc>
-        <w:tc>
-          <w:tcPr>
-            <w:tcW w:type="dxa" w:w="1234"/>
-          </w:tcPr>
-          <w:p>
-            <w:r>
-              <w:rPr>
-                <w:b/>
-              </w:rPr>
-              <w:t>0.0000</w:t>
-            </w:r>
-          </w:p>
-        </w:tc>
-        <w:tc>
-          <w:tcPr>
-            <w:tcW w:type="dxa" w:w="1234"/>
-          </w:tcPr>
-          <w:p>
-            <w:r>
-              <w:rPr>
-                <w:b/>
-              </w:rPr>
-              <w:t>0.0000</w:t>
-            </w:r>
-          </w:p>
-        </w:tc>
-        <w:tc>
-          <w:tcPr>
-            <w:tcW w:type="dxa" w:w="1234"/>
-          </w:tcPr>
-          <w:p>
-            <w:r>
-              <w:rPr>
-                <w:b/>
-              </w:rPr>
-              <w:t>13.4692</w:t>
+              <w:t>13.4709</w:t>
             </w:r>
           </w:p>
         </w:tc>
@@ -4857,7 +2748,7 @@
     </w:p>
     <w:p>
       <w:r>
-        <w:t>The Poisson model achieved AIC = 885483.43 and BIC = -3924876.34. These will be compared with the Negative Binomial model in the next section.</w:t>
+        <w:t>The Poisson model achieved AIC = 885478.13 and BIC = -3924850.30. These will be compared with the Negative Binomial model in the next section.</w:t>
       </w:r>
     </w:p>
     <w:p>
@@ -4879,10 +2770,10 @@
         <w:t xml:space="preserve">Coef = 0.0152, </w:t>
       </w:r>
       <w:r>
-        <w:t xml:space="preserve">IRR = 1.0154, </w:t>
+        <w:t xml:space="preserve">IRR = 1.0153, </w:t>
       </w:r>
       <w:r>
-        <w:t>p = 0.9405</w:t>
+        <w:t>p = 0.9406</w:t>
       </w:r>
     </w:p>
     <w:p>
@@ -4900,7 +2791,7 @@
           <w:b/>
           <w:sz w:val="20"/>
         </w:rPr>
-        <w:t>log(μ) = 0.0152 + 0.2185×age_group_20-24 + 0.4757×age_group_25-29 + 0.7079×age_group_30-34 + 0.8849×age_group_35+ + 0.0033×marital_status_Unmarried - 0.0801×race_mother_Burgher + 0.0233×race_mother_Indian Moor + 0.0476×race_mother_Indian Tamil + 0.0206×race_mother_Malay - 0.1876×race_mother_Other Foreigners + 0.0613×race_mother_Other Srilankans - 0.0982×race_mother_Pakistan Moor - 0.1113×race_mother_Sinhalese - 0.1500×race_mother_Srilankan Chetty + 0.1178×race_mother_Srilankan Moor + 0.0306×race_mother_Srilankan Tamil - 0.0031×child_sex_Male + 0.0546×Hospital or Not_Not In Hospital + 0.0103×multiple_birth_Triplets + 0.0000×Birth_Weight(grams)</w:t>
+        <w:t>log(μ) = 0.0152 + 0.2185×age_group_20-24 + 0.4757×age_group_25-29 + 0.7079×age_group_30-34 + 0.8850×age_group_35+ + 0.0033×marital_status_Unmarried - 0.0801×race_mother_Burgher + 0.0233×race_mother_Indian Moor + 0.0476×race_mother_Indian Tamil + 0.0206×race_mother_Malay - 0.1876×race_mother_Other Foreigners + 0.0613×race_mother_Other Srilankans - 0.0982×race_mother_Pakistan Moor - 0.1113×race_mother_Sinhalese - 0.1500×race_mother_Srilankan Chetty + 0.1178×race_mother_Srilankan Moor + 0.0306×race_mother_Srilankan Tamil - 0.0031×child_sex_Male + 0.0546×Hospital or Not_Not In Hospital + 0.0103×multiple_birth_Triplets + 0.0000×Birth_Weight(grams)</w:t>
       </w:r>
     </w:p>
     <w:p>
@@ -5019,7 +2910,7 @@
           </w:tcPr>
           <w:p>
             <w:r>
-              <w:t>-581327.8178</w:t>
+              <w:t>-581324.8108</w:t>
             </w:r>
           </w:p>
         </w:tc>
@@ -5041,7 +2932,7 @@
           </w:tcPr>
           <w:p>
             <w:r>
-              <w:t>36302.6933</w:t>
+              <w:t>36302.2245</w:t>
             </w:r>
           </w:p>
         </w:tc>
@@ -5063,7 +2954,7 @@
           </w:tcPr>
           <w:p>
             <w:r>
-              <w:t>50161.5189</w:t>
+              <w:t>50161.1442</w:t>
             </w:r>
           </w:p>
         </w:tc>
@@ -5107,7 +2998,7 @@
           </w:tcPr>
           <w:p>
             <w:r>
-              <w:t>1162697.6356</w:t>
+              <w:t>1162691.6216</w:t>
             </w:r>
           </w:p>
         </w:tc>
@@ -5129,7 +3020,7 @@
           </w:tcPr>
           <w:p>
             <w:r>
-              <w:t>-3996394.1162</w:t>
+              <w:t>-3996367.2437</w:t>
             </w:r>
           </w:p>
         </w:tc>
@@ -5353,7 +3244,7 @@
               <w:rPr>
                 <w:b/>
               </w:rPr>
-              <w:t>18.3952</w:t>
+              <w:t>18.3955</w:t>
             </w:r>
           </w:p>
         </w:tc>
@@ -5443,7 +3334,7 @@
               <w:rPr>
                 <w:b/>
               </w:rPr>
-              <w:t>41.7009</w:t>
+              <w:t>41.7008</w:t>
             </w:r>
           </w:p>
         </w:tc>
@@ -5533,7 +3424,7 @@
               <w:rPr>
                 <w:b/>
               </w:rPr>
-              <w:t>61.5712</w:t>
+              <w:t>61.5711</w:t>
             </w:r>
           </w:p>
         </w:tc>
@@ -5623,7 +3514,7 @@
               <w:rPr>
                 <w:b/>
               </w:rPr>
-              <w:t>73.9396</w:t>
+              <w:t>73.9404</w:t>
             </w:r>
           </w:p>
         </w:tc>
@@ -5701,7 +3592,7 @@
           </w:tcPr>
           <w:p>
             <w:r>
-              <w:t>0.3164</w:t>
+              <w:t>0.3162</w:t>
             </w:r>
           </w:p>
         </w:tc>
@@ -5711,7 +3602,7 @@
           </w:tcPr>
           <w:p>
             <w:r>
-              <w:t>0.7517</w:t>
+              <w:t>0.7518</w:t>
             </w:r>
           </w:p>
         </w:tc>
@@ -6201,7 +4092,7 @@
           </w:tcPr>
           <w:p>
             <w:r>
-              <w:t>0.6582</w:t>
+              <w:t>0.6583</w:t>
             </w:r>
           </w:p>
         </w:tc>
@@ -6541,7 +4432,7 @@
           </w:tcPr>
           <w:p>
             <w:r>
-              <w:t>-0.6543</w:t>
+              <w:t>-0.6539</w:t>
             </w:r>
           </w:p>
         </w:tc>
@@ -6551,7 +4442,7 @@
           </w:tcPr>
           <w:p>
             <w:r>
-              <w:t>0.5129</w:t>
+              <w:t>0.5132</w:t>
             </w:r>
           </w:p>
         </w:tc>
@@ -6623,7 +4514,7 @@
               <w:rPr>
                 <w:b/>
               </w:rPr>
-              <w:t>3.0881</w:t>
+              <w:t>3.0879</w:t>
             </w:r>
           </w:p>
         </w:tc>
@@ -6711,7 +4602,7 @@
           </w:tcPr>
           <w:p>
             <w:r>
-              <w:t>0.9858</w:t>
+              <w:t>0.9859</w:t>
             </w:r>
           </w:p>
         </w:tc>
@@ -6783,7 +4674,7 @@
               <w:rPr>
                 <w:b/>
               </w:rPr>
-              <w:t>7.6618</w:t>
+              <w:t>7.6627</w:t>
             </w:r>
           </w:p>
         </w:tc>
@@ -6928,7 +4819,7 @@
           </w:tcPr>
           <w:p>
             <w:r>
-              <w:t>-442720.7136</w:t>
+              <w:t>-442718.0639</w:t>
             </w:r>
           </w:p>
         </w:tc>
@@ -6938,7 +4829,7 @@
           </w:tcPr>
           <w:p>
             <w:r>
-              <w:t>-581327.8178</w:t>
+              <w:t>-581324.8108</w:t>
             </w:r>
           </w:p>
         </w:tc>
@@ -6960,7 +4851,7 @@
           </w:tcPr>
           <w:p>
             <w:r>
-              <w:t>885483.4272</w:t>
+              <w:t>885478.1278</w:t>
             </w:r>
           </w:p>
         </w:tc>
@@ -6970,7 +4861,7 @@
           </w:tcPr>
           <w:p>
             <w:r>
-              <w:t>1162697.6356</w:t>
+              <w:t>1162691.6216</w:t>
             </w:r>
           </w:p>
         </w:tc>
@@ -6992,7 +4883,7 @@
           </w:tcPr>
           <w:p>
             <w:r>
-              <w:t>-3924876.3386</w:t>
+              <w:t>-3924850.2967</w:t>
             </w:r>
           </w:p>
         </w:tc>
@@ -7005,7 +4896,7 @@
               <w:rPr>
                 <w:color w:val="008000"/>
               </w:rPr>
-              <w:t>-3996394.1162</w:t>
+              <w:t>-3996367.2437</w:t>
             </w:r>
           </w:p>
         </w:tc>
@@ -7091,7 +4982,7 @@
         <w:rPr>
           <w:b/>
         </w:rPr>
-        <w:t>LR Statistic: -277214.2084</w:t>
+        <w:t>LR Statistic: -277213.4938</w:t>
         <w:br/>
       </w:r>
       <w:r>
@@ -7459,13 +5350,13 @@
         <w:t xml:space="preserve">Constant (Intercept): </w:t>
       </w:r>
       <w:r>
-        <w:t xml:space="preserve">Coef = 0.0854, </w:t>
+        <w:t xml:space="preserve">Coef = 0.0853, </w:t>
       </w:r>
       <w:r>
         <w:t xml:space="preserve">IRR = 1.0891, </w:t>
       </w:r>
       <w:r>
-        <w:t>p = 0.7990</w:t>
+        <w:t>p = 0.7991</w:t>
       </w:r>
     </w:p>
     <w:p>
@@ -7621,7 +5512,7 @@
               <w:rPr>
                 <w:color w:val="008000"/>
               </w:rPr>
-              <w:t>885483.43</w:t>
+              <w:t>885478.13</w:t>
             </w:r>
           </w:p>
         </w:tc>
@@ -7637,7 +5528,7 @@
               <w:rPr>
                 <w:color w:val="008000"/>
               </w:rPr>
-              <w:t>-3924876.34</w:t>
+              <w:t>-3924850.3</w:t>
             </w:r>
           </w:p>
         </w:tc>
@@ -7653,7 +5544,7 @@
               <w:rPr>
                 <w:color w:val="008000"/>
               </w:rPr>
-              <w:t>-442720.71</w:t>
+              <w:t>-442718.06</w:t>
             </w:r>
           </w:p>
         </w:tc>
@@ -7691,7 +5582,7 @@
               <w:jc w:val="center"/>
             </w:pPr>
             <w:r>
-              <w:t>1162697.64</w:t>
+              <w:t>1162691.62</w:t>
             </w:r>
           </w:p>
         </w:tc>
@@ -7704,7 +5595,7 @@
               <w:jc w:val="center"/>
             </w:pPr>
             <w:r>
-              <w:t>-3996394.12</w:t>
+              <w:t>-3996367.24</w:t>
             </w:r>
           </w:p>
         </w:tc>
@@ -7717,7 +5608,7 @@
               <w:jc w:val="center"/>
             </w:pPr>
             <w:r>
-              <w:t>-581327.82</w:t>
+              <w:t>-581324.81</w:t>
             </w:r>
           </w:p>
         </w:tc>
@@ -7740,11 +5631,11 @@
         <w:br/>
       </w:r>
       <w:r>
-        <w:t>• AIC: Poisson is better (Δ = 277214.21)</w:t>
+        <w:t>• AIC: Poisson is better (Δ = 277213.49)</w:t>
         <w:br/>
       </w:r>
       <w:r>
-        <w:t>• BIC: Negative Binomial is better (Δ = 71517.78)</w:t>
+        <w:t>• BIC: Negative Binomial is better (Δ = 71516.95)</w:t>
         <w:br/>
         <w:br/>
       </w:r>
@@ -7756,7 +5647,7 @@
         <w:br/>
       </w:r>
       <w:r>
-        <w:t>• Log-Likelihood difference: 138607.10</w:t>
+        <w:t>• Log-Likelihood difference: 138606.75</w:t>
         <w:br/>
       </w:r>
       <w:r>
@@ -7855,7 +5746,7 @@
           </w:tcPr>
           <w:p>
             <w:r>
-              <w:t>885483.43</w:t>
+              <w:t>885478.13</w:t>
             </w:r>
           </w:p>
         </w:tc>
@@ -7865,7 +5756,7 @@
           </w:tcPr>
           <w:p>
             <w:r>
-              <w:t>1162697.64</w:t>
+              <w:t>1162691.62</w:t>
             </w:r>
           </w:p>
         </w:tc>
@@ -7901,7 +5792,7 @@
           </w:tcPr>
           <w:p>
             <w:r>
-              <w:t>-3924876.34</w:t>
+              <w:t>-3924850.30</w:t>
             </w:r>
           </w:p>
         </w:tc>
@@ -7911,7 +5802,7 @@
           </w:tcPr>
           <w:p>
             <w:r>
-              <w:t>-3996394.12</w:t>
+              <w:t>-3996367.24</w:t>
             </w:r>
           </w:p>
         </w:tc>
@@ -7943,7 +5834,7 @@
           </w:tcPr>
           <w:p>
             <w:r>
-              <w:t>-442720.71</w:t>
+              <w:t>-442718.06</w:t>
             </w:r>
           </w:p>
         </w:tc>
@@ -7953,7 +5844,7 @@
           </w:tcPr>
           <w:p>
             <w:r>
-              <w:t>-581327.82</w:t>
+              <w:t>-581324.81</w:t>
             </w:r>
           </w:p>
         </w:tc>
@@ -8105,7 +5996,7 @@
         <w:br/>
       </w:r>
       <w:r>
-        <w:t>• AIC/BIC favor Poisson (ΔAIC = 277214.21)</w:t>
+        <w:t>• AIC/BIC favor Poisson (ΔAIC = 277213.49)</w:t>
         <w:br/>
       </w:r>
       <w:r>
@@ -8447,7 +6338,7 @@
     </w:p>
     <w:p>
       <w:r>
-        <w:t>log(μ) = 0.0152 + 0.2185×age_group_20-24 + 0.4757×age_group_25-29 + 0.7079×age_group_30-34 + 0.8849×age_group_35+ + 0.0033×marital_status_Unmarried - 0.0801×race_mother_Burgher + 0.0233×race_mother_Indian Moor + 0.0476×race_mother_Indian Tamil + 0.0206×race_mother_Malay - 0.1876×race_mother_Other Foreigners + 0.0613×race_mother_Other Srilankans - 0.0982×race_mother_Pakistan Moor - 0.1113×race_mother_Sinhalese - 0.1500×race_mother_Srilankan Chetty + 0.1178×race_mother_Srilankan Moor + 0.0306×race_mother_Srilankan Tamil - 0.0031×child_sex_Male + 0.0546×Hospital or Not_Not In Hospital + 0.0103×multiple_birth_Triplets + 0.0000×Birth_Weight(grams)</w:t>
+        <w:t>log(μ) = 0.0152 + 0.2185×age_group_20-24 + 0.4757×age_group_25-29 + 0.7079×age_group_30-34 + 0.8850×age_group_35+ + 0.0033×marital_status_Unmarried - 0.0801×race_mother_Burgher + 0.0233×race_mother_Indian Moor + 0.0476×race_mother_Indian Tamil + 0.0206×race_mother_Malay - 0.1876×race_mother_Other Foreigners + 0.0613×race_mother_Other Srilankans - 0.0982×race_mother_Pakistan Moor - 0.1113×race_mother_Sinhalese - 0.1500×race_mother_Srilankan Chetty + 0.1178×race_mother_Srilankan Moor + 0.0306×race_mother_Srilankan Tamil - 0.0031×child_sex_Male + 0.0546×Hospital or Not_Not In Hospital + 0.0103×multiple_birth_Triplets + 0.0000×Birth_Weight(grams)</w:t>
       </w:r>
     </w:p>
     <w:p>
@@ -8484,7 +6375,7 @@
         <w:br/>
       </w:r>
       <w:r>
-        <w:t>5. Model fit (AIC): 885483.43</w:t>
+        <w:t>5. Model fit (AIC): 885478.13</w:t>
         <w:br/>
       </w:r>
     </w:p>
@@ -9014,7 +6905,7 @@
           </w:tcPr>
           <w:p>
             <w:r>
-              <w:t>0.7724</w:t>
+              <w:t>0.7727</w:t>
             </w:r>
           </w:p>
         </w:tc>
@@ -9392,7 +7283,7 @@
           </w:tcPr>
           <w:p>
             <w:r>
-              <w:t>0.7918</w:t>
+              <w:t>0.7917</w:t>
             </w:r>
           </w:p>
         </w:tc>
@@ -9518,7 +7409,7 @@
           </w:tcPr>
           <w:p>
             <w:r>
-              <w:t>0.5855</w:t>
+              <w:t>0.5856</w:t>
             </w:r>
           </w:p>
         </w:tc>
@@ -9770,7 +7661,7 @@
           </w:tcPr>
           <w:p>
             <w:r>
-              <w:t>0.2399</w:t>
+              <w:t>0.2404</w:t>
             </w:r>
           </w:p>
         </w:tc>
@@ -9911,7 +7802,7 @@
           </w:tcPr>
           <w:p>
             <w:r>
-              <w:t>0.9274</w:t>
+              <w:t>0.9275</w:t>
             </w:r>
           </w:p>
         </w:tc>
@@ -10545,7 +8436,7 @@
           </w:tcPr>
           <w:p>
             <w:r>
-              <w:t xml:space="preserve">0.5855 </w:t>
+              <w:t xml:space="preserve">0.5856 </w:t>
             </w:r>
           </w:p>
         </w:tc>
